--- a/tillsyn/A 4187-2026 tillsynsbegäran.docx
+++ b/tillsyn/A 4187-2026 tillsynsbegäran.docx
@@ -293,7 +293,7 @@
     <w:r>
       <w:tab/>
       <w:tab/>
-      <w:t>2026-06-18</w:t>
+      <w:t>2026-06-19</w:t>
       <w:br/>
       <w:br/>
     </w:r>

--- a/tillsyn/A 4187-2026 tillsynsbegäran.docx
+++ b/tillsyn/A 4187-2026 tillsynsbegäran.docx
@@ -293,7 +293,7 @@
     <w:r>
       <w:tab/>
       <w:tab/>
-      <w:t>2026-06-19</w:t>
+      <w:t>2026-06-20</w:t>
       <w:br/>
       <w:br/>
     </w:r>

--- a/tillsyn/A 4187-2026 tillsynsbegäran.docx
+++ b/tillsyn/A 4187-2026 tillsynsbegäran.docx
@@ -12,10 +12,7 @@
     </w:p>
     <w:p>
       <w:r>
-        <w:t>Detta dokument behandlar höga naturvärden i avverkningsanmälan A 4187-2026 i Alingsås kommun som inkom 2026-01-22 och omfattar 5,9 ha.</w:t>
-      </w:r>
-      <w:r>
-        <w:t xml:space="preserve"> I Figur 1 visas fyndplatser för naturvårdsarter i området, som finns registrerade på Artportalen.</w:t>
+        <w:t>Denna tillsynsbegäran behandlar höga naturvärden i avverkningsanmälan A 4187-2026 i Alingsås kommun som inkom 2026-01-22 och omfattar 5,9 ha.</w:t>
       </w:r>
     </w:p>
     <w:p>
@@ -63,7 +60,20 @@
         <w:spacing w:after="240"/>
       </w:pPr>
       <w:r>
-        <w:t>Figur 1. Fyndplatser för naturvårdsarter i och inom 15 meter från avverkningsanmälan (röd linje). Inom parentes anges rödlistekategorier, S för signalarter, Tför typiska arter och fridlysningsparagrafer i artskyddsförordningen.Markörer utan svart kant är placerade på fyndplatsen. Markörer med svart kant är placerade vid sidan av fyndplatsen och har ett svart streck som visar fyndplatsens exakta position. Kartans mittpunktskoordinat är N 6420869, E 356509 i SWEREF 99 TM.</w:t>
+        <w:t>Figur 1. Fyndplatser för naturvårdsarter i och inom 15 meter från avverkningsanmälan. Markörer utan svart kant är placerade på fyndplatsen. Markörer med svart kant är placerade vid sidan av fyndplatsen har ett svart streck som visar fyndplatsens exakta position. Kartans mittpunktskoordinat är N 6420869, E 356509 i SWEREF 99 TM.</w:t>
+      </w:r>
+    </w:p>
+    <w:p>
+      <w:r>
+        <w:t>I och inom 15 meter från avverkningsanmälan finns fynd av 2 naturvårdsarter, varav 1 är fridlyst, 1 är typisk (T) och 1 är signalart (S): vågbandad barkbock (S) och nattskärra (T, §4). Se Figur 1.</w:t>
+      </w:r>
+    </w:p>
+    <w:p>
+      <w:pPr>
+        <w:pStyle w:val="Heading1"/>
+      </w:pPr>
+      <w:r>
+        <w:t>Tillsynsbegäran</w:t>
       </w:r>
     </w:p>
     <w:p>
@@ -77,53 +87,27 @@
       </w:r>
     </w:p>
     <w:p>
-      <w:r>
-        <w:t>Nedan beskrivs fynd av naturvårdsarter och fridlysta arter som gjorts i det avverkningsanmälda området.</w:t>
-      </w:r>
-    </w:p>
-    <w:p>
       <w:pPr>
         <w:pStyle w:val="Heading1"/>
       </w:pPr>
       <w:r>
-        <w:t>Naturvårdsarter</w:t>
+        <w:t>Naturvårdsarter och fridlysta arter</w:t>
       </w:r>
     </w:p>
     <w:p>
       <w:r>
-        <w:t>I och inom 15 meter från avverkningsanmälan har följande 2 naturvårdsarter hittats: vågbandad barkbock (S) och nattskärra (T, §4). Arter som är signalarter enligt Skogsstyrelsen har markerats med (S). Typiska arter inom Natura 2000 som är kopplade till skogsekosystem har markerats med (T). För fridlysta arter anges även paragrafen i Artskyddsförordningen som arten är fridlyst enligt.</w:t>
+        <w:t>Nedan följer beskrivningar av de naturvårdsarter och fridlysta arter som har sina livsmiljöer och växtplatser i den avverkningsanmälda skogen. De påträffade naturvårdsarterna är ett tydligt kvitto på att det rör sig om en skog med höga naturvärden.</w:t>
       </w:r>
     </w:p>
     <w:p>
       <w:r>
-        <w:t>De påträffade naturvårdsarterna är ett tydligt kvitto på att det rör sig om en skog med höga naturvärden.</w:t>
-      </w:r>
-    </w:p>
-    <w:p>
-      <w:pPr>
-        <w:pStyle w:val="Heading2"/>
-      </w:pPr>
-      <w:r>
-        <w:t>Fridlysta arter</w:t>
-      </w:r>
-    </w:p>
-    <w:p>
-      <w:r>
-        <w:t>Följande fridlysta arter har sina livsmiljöer och växtplatser i den avverkningsanmälda skogen: nattskärra (T, §4).</w:t>
-      </w:r>
-    </w:p>
-    <w:p>
-      <w:r>
-        <w:t xml:space="preserve">Observera att medlemsländerna är skyldiga att agera i enlighet med EU:s fågeldirektiv där det uttryckligen står att direktivet gäller för fåglar samt för deras ägg, bon och </w:t>
-      </w:r>
-      <w:r>
         <w:rPr>
           <w:b/>
         </w:rPr>
-        <w:t xml:space="preserve">livsmiljöer </w:t>
+        <w:t xml:space="preserve">Vågbandad barkbock </w:t>
       </w:r>
       <w:r>
-        <w:t>(artikel 1). Vidare att de åtgärder som vidtas inte får leda till en försämring av den nuvarande situationen beträffande bevarandet av de fågelarter som avses i artikel 1 (artikel 13). Fågeldirektivet är styrande för tillsynsansvariga myndigheters ärendehantering, ställningstaganden och beslutsfattande.</w:t>
+        <w:t>är en långhorning vars larvutveckling sker under bark på nyligen döda stående barrträd, främst gran, mer undantagsvis på tall. Främst i stående träd, särskilt gamla, långsamvuxna granar med grov bark, även i grövre grenar, stubbar eller vindfällen. Arten är starkt knuten till naturskogsliknande granskogar, och gynnas av extrema torrsomrar som försvagar träden. Arten påverkas negativt av brist på kontinuitetsskog och en minskning av populationen pågår eller förväntas ske (SLU Artdatabanken, 2025).</w:t>
       </w:r>
     </w:p>
     <w:p>
@@ -148,21 +132,24 @@
     </w:p>
     <w:p>
       <w:pPr>
-        <w:pStyle w:val="Heading2"/>
+        <w:pStyle w:val="Heading1"/>
       </w:pPr>
       <w:r>
-        <w:t>Övriga naturvårdsarter</w:t>
+        <w:t>EU:s fågeldirektiv</w:t>
       </w:r>
     </w:p>
     <w:p>
       <w:r>
+        <w:t xml:space="preserve">Europeiska unionens medlemsländer är skyldiga att agera i enlighet med EU:s fågeldirektiv där det uttryckligen står att direktivet gäller för fåglar samt för deras ägg, bon och </w:t>
+      </w:r>
+      <w:r>
         <w:rPr>
           <w:b/>
         </w:rPr>
-        <w:t xml:space="preserve">Vågbandad barkbock </w:t>
+        <w:t xml:space="preserve">livsmiljöer </w:t>
       </w:r>
       <w:r>
-        <w:t>är en långhorning vars larvutveckling sker under bark på nyligen döda stående barrträd, främst gran, mer undantagsvis på tall. Främst i stående träd, särskilt gamla, långsamvuxna granar med grov bark, även i grövre grenar, stubbar eller vindfällen. Arten är starkt knuten till naturskogsliknande granskogar, och gynnas av extrema torrsomrar som försvagar träden. Arten påverkas negativt av brist på kontinuitetsskog och en minskning av populationen pågår eller förväntas ske (SLU Artdatabanken, 2025).</w:t>
+        <w:t>(artikel 1). Vidare att de åtgärder som vidtas inte får leda till en försämring av den nuvarande situationen beträffande bevarandet av de fågelarter som avses i artikel 1 (artikel 13). Fågeldirektivet är styrande för tillsynsansvariga myndigheters ärendehantering, ställningstaganden och beslutsfattande.</w:t>
       </w:r>
     </w:p>
     <w:sectPr>
@@ -293,7 +280,7 @@
     <w:r>
       <w:tab/>
       <w:tab/>
-      <w:t>2026-06-20</w:t>
+      <w:t>2026-06-21</w:t>
       <w:br/>
       <w:br/>
     </w:r>

--- a/tillsyn/A 4187-2026 tillsynsbegäran.docx
+++ b/tillsyn/A 4187-2026 tillsynsbegäran.docx
@@ -280,7 +280,7 @@
     <w:r>
       <w:tab/>
       <w:tab/>
-      <w:t>2026-06-21</w:t>
+      <w:t>2026-06-22</w:t>
       <w:br/>
       <w:br/>
     </w:r>

--- a/tillsyn/A 4187-2026 tillsynsbegäran.docx
+++ b/tillsyn/A 4187-2026 tillsynsbegäran.docx
@@ -280,7 +280,7 @@
     <w:r>
       <w:tab/>
       <w:tab/>
-      <w:t>2026-06-22</w:t>
+      <w:t>2026-06-23</w:t>
       <w:br/>
       <w:br/>
     </w:r>

--- a/tillsyn/A 4187-2026 tillsynsbegäran.docx
+++ b/tillsyn/A 4187-2026 tillsynsbegäran.docx
@@ -280,7 +280,7 @@
     <w:r>
       <w:tab/>
       <w:tab/>
-      <w:t>2026-06-23</w:t>
+      <w:t>2026-06-24</w:t>
       <w:br/>
       <w:br/>
     </w:r>

--- a/tillsyn/A 4187-2026 tillsynsbegäran.docx
+++ b/tillsyn/A 4187-2026 tillsynsbegäran.docx
@@ -280,7 +280,7 @@
     <w:r>
       <w:tab/>
       <w:tab/>
-      <w:t>2026-06-24</w:t>
+      <w:t>2026-06-25</w:t>
       <w:br/>
       <w:br/>
     </w:r>

--- a/tillsyn/A 4187-2026 tillsynsbegäran.docx
+++ b/tillsyn/A 4187-2026 tillsynsbegäran.docx
@@ -280,7 +280,7 @@
     <w:r>
       <w:tab/>
       <w:tab/>
-      <w:t>2026-06-25</w:t>
+      <w:t>2026-06-26</w:t>
       <w:br/>
       <w:br/>
     </w:r>

--- a/tillsyn/A 4187-2026 tillsynsbegäran.docx
+++ b/tillsyn/A 4187-2026 tillsynsbegäran.docx
@@ -280,7 +280,7 @@
     <w:r>
       <w:tab/>
       <w:tab/>
-      <w:t>2026-06-26</w:t>
+      <w:t>2026-06-27</w:t>
       <w:br/>
       <w:br/>
     </w:r>

--- a/tillsyn/A 4187-2026 tillsynsbegäran.docx
+++ b/tillsyn/A 4187-2026 tillsynsbegäran.docx
@@ -280,7 +280,7 @@
     <w:r>
       <w:tab/>
       <w:tab/>
-      <w:t>2026-06-27</w:t>
+      <w:t>2026-06-28</w:t>
       <w:br/>
       <w:br/>
     </w:r>

--- a/tillsyn/A 4187-2026 tillsynsbegäran.docx
+++ b/tillsyn/A 4187-2026 tillsynsbegäran.docx
@@ -280,7 +280,7 @@
     <w:r>
       <w:tab/>
       <w:tab/>
-      <w:t>2026-06-28</w:t>
+      <w:t>2026-06-29</w:t>
       <w:br/>
       <w:br/>
     </w:r>

--- a/tillsyn/A 4187-2026 tillsynsbegäran.docx
+++ b/tillsyn/A 4187-2026 tillsynsbegäran.docx
@@ -280,7 +280,7 @@
     <w:r>
       <w:tab/>
       <w:tab/>
-      <w:t>2026-06-29</w:t>
+      <w:t>2026-06-30</w:t>
       <w:br/>
       <w:br/>
     </w:r>

--- a/tillsyn/A 4187-2026 tillsynsbegäran.docx
+++ b/tillsyn/A 4187-2026 tillsynsbegäran.docx
@@ -280,7 +280,7 @@
     <w:r>
       <w:tab/>
       <w:tab/>
-      <w:t>2026-06-30</w:t>
+      <w:t>2026-07-01</w:t>
       <w:br/>
       <w:br/>
     </w:r>

--- a/tillsyn/A 4187-2026 tillsynsbegäran.docx
+++ b/tillsyn/A 4187-2026 tillsynsbegäran.docx
@@ -280,7 +280,7 @@
     <w:r>
       <w:tab/>
       <w:tab/>
-      <w:t>2026-07-01</w:t>
+      <w:t>2026-07-02</w:t>
       <w:br/>
       <w:br/>
     </w:r>

--- a/tillsyn/A 4187-2026 tillsynsbegäran.docx
+++ b/tillsyn/A 4187-2026 tillsynsbegäran.docx
@@ -280,7 +280,7 @@
     <w:r>
       <w:tab/>
       <w:tab/>
-      <w:t>2026-07-13</w:t>
+      <w:t>2026-07-14</w:t>
       <w:br/>
       <w:br/>
     </w:r>

--- a/tillsyn/A 4187-2026 tillsynsbegäran.docx
+++ b/tillsyn/A 4187-2026 tillsynsbegäran.docx
@@ -280,7 +280,7 @@
     <w:r>
       <w:tab/>
       <w:tab/>
-      <w:t>2026-07-14</w:t>
+      <w:t>2026-07-15</w:t>
       <w:br/>
       <w:br/>
     </w:r>

--- a/tillsyn/A 4187-2026 tillsynsbegäran.docx
+++ b/tillsyn/A 4187-2026 tillsynsbegäran.docx
@@ -280,7 +280,7 @@
     <w:r>
       <w:tab/>
       <w:tab/>
-      <w:t>2026-07-15</w:t>
+      <w:t>2026-07-16</w:t>
       <w:br/>
       <w:br/>
     </w:r>

--- a/tillsyn/A 4187-2026 tillsynsbegäran.docx
+++ b/tillsyn/A 4187-2026 tillsynsbegäran.docx
@@ -280,7 +280,7 @@
     <w:r>
       <w:tab/>
       <w:tab/>
-      <w:t>2026-07-16</w:t>
+      <w:t>2026-07-17</w:t>
       <w:br/>
       <w:br/>
     </w:r>

--- a/tillsyn/A 4187-2026 tillsynsbegäran.docx
+++ b/tillsyn/A 4187-2026 tillsynsbegäran.docx
@@ -280,7 +280,7 @@
     <w:r>
       <w:tab/>
       <w:tab/>
-      <w:t>2026-07-17</w:t>
+      <w:t>2026-07-18</w:t>
       <w:br/>
       <w:br/>
     </w:r>

--- a/tillsyn/A 4187-2026 tillsynsbegäran.docx
+++ b/tillsyn/A 4187-2026 tillsynsbegäran.docx
@@ -280,7 +280,7 @@
     <w:r>
       <w:tab/>
       <w:tab/>
-      <w:t>2026-07-18</w:t>
+      <w:t>2026-07-19</w:t>
       <w:br/>
       <w:br/>
     </w:r>

--- a/tillsyn/A 4187-2026 tillsynsbegäran.docx
+++ b/tillsyn/A 4187-2026 tillsynsbegäran.docx
@@ -280,7 +280,7 @@
     <w:r>
       <w:tab/>
       <w:tab/>
-      <w:t>2026-07-19</w:t>
+      <w:t>2026-07-20</w:t>
       <w:br/>
       <w:br/>
     </w:r>

--- a/tillsyn/A 4187-2026 tillsynsbegäran.docx
+++ b/tillsyn/A 4187-2026 tillsynsbegäran.docx
@@ -280,7 +280,7 @@
     <w:r>
       <w:tab/>
       <w:tab/>
-      <w:t>2026-07-20</w:t>
+      <w:t>2026-07-21</w:t>
       <w:br/>
       <w:br/>
     </w:r>

--- a/tillsyn/A 4187-2026 tillsynsbegäran.docx
+++ b/tillsyn/A 4187-2026 tillsynsbegäran.docx
@@ -280,7 +280,7 @@
     <w:r>
       <w:tab/>
       <w:tab/>
-      <w:t>2026-07-21</w:t>
+      <w:t>2026-07-22</w:t>
       <w:br/>
       <w:br/>
     </w:r>

--- a/tillsyn/A 4187-2026 tillsynsbegäran.docx
+++ b/tillsyn/A 4187-2026 tillsynsbegäran.docx
@@ -280,7 +280,7 @@
     <w:r>
       <w:tab/>
       <w:tab/>
-      <w:t>2026-07-22</w:t>
+      <w:t>2026-07-23</w:t>
       <w:br/>
       <w:br/>
     </w:r>

--- a/tillsyn/A 4187-2026 tillsynsbegäran.docx
+++ b/tillsyn/A 4187-2026 tillsynsbegäran.docx
@@ -280,7 +280,7 @@
     <w:r>
       <w:tab/>
       <w:tab/>
-      <w:t>2026-07-23</w:t>
+      <w:t>2026-07-24</w:t>
       <w:br/>
       <w:br/>
     </w:r>

--- a/tillsyn/A 4187-2026 tillsynsbegäran.docx
+++ b/tillsyn/A 4187-2026 tillsynsbegäran.docx
@@ -280,7 +280,7 @@
     <w:r>
       <w:tab/>
       <w:tab/>
-      <w:t>2026-07-24</w:t>
+      <w:t>2026-07-25</w:t>
       <w:br/>
       <w:br/>
     </w:r>

--- a/tillsyn/A 4187-2026 tillsynsbegäran.docx
+++ b/tillsyn/A 4187-2026 tillsynsbegäran.docx
@@ -280,7 +280,7 @@
     <w:r>
       <w:tab/>
       <w:tab/>
-      <w:t>2026-07-25</w:t>
+      <w:t>2026-07-26</w:t>
       <w:br/>
       <w:br/>
     </w:r>

--- a/tillsyn/A 4187-2026 tillsynsbegäran.docx
+++ b/tillsyn/A 4187-2026 tillsynsbegäran.docx
@@ -280,7 +280,7 @@
     <w:r>
       <w:tab/>
       <w:tab/>
-      <w:t>2026-07-26</w:t>
+      <w:t>2026-07-27</w:t>
       <w:br/>
       <w:br/>
     </w:r>

--- a/tillsyn/A 4187-2026 tillsynsbegäran.docx
+++ b/tillsyn/A 4187-2026 tillsynsbegäran.docx
@@ -280,7 +280,7 @@
     <w:r>
       <w:tab/>
       <w:tab/>
-      <w:t>2026-07-27</w:t>
+      <w:t>2026-07-28</w:t>
       <w:br/>
       <w:br/>
     </w:r>

--- a/tillsyn/A 4187-2026 tillsynsbegäran.docx
+++ b/tillsyn/A 4187-2026 tillsynsbegäran.docx
@@ -280,7 +280,7 @@
     <w:r>
       <w:tab/>
       <w:tab/>
-      <w:t>2026-07-28</w:t>
+      <w:t>2026-07-29</w:t>
       <w:br/>
       <w:br/>
     </w:r>

--- a/tillsyn/A 4187-2026 tillsynsbegäran.docx
+++ b/tillsyn/A 4187-2026 tillsynsbegäran.docx
@@ -280,7 +280,7 @@
     <w:r>
       <w:tab/>
       <w:tab/>
-      <w:t>2026-07-29</w:t>
+      <w:t>2026-07-30</w:t>
       <w:br/>
       <w:br/>
     </w:r>

--- a/tillsyn/A 4187-2026 tillsynsbegäran.docx
+++ b/tillsyn/A 4187-2026 tillsynsbegäran.docx
@@ -280,7 +280,7 @@
     <w:r>
       <w:tab/>
       <w:tab/>
-      <w:t>2026-07-30</w:t>
+      <w:t>2026-07-31</w:t>
       <w:br/>
       <w:br/>
     </w:r>

--- a/tillsyn/A 4187-2026 tillsynsbegäran.docx
+++ b/tillsyn/A 4187-2026 tillsynsbegäran.docx
@@ -280,7 +280,7 @@
     <w:r>
       <w:tab/>
       <w:tab/>
-      <w:t>2026-07-31</w:t>
+      <w:t>2026-08-01</w:t>
       <w:br/>
       <w:br/>
     </w:r>

--- a/tillsyn/A 4187-2026 tillsynsbegäran.docx
+++ b/tillsyn/A 4187-2026 tillsynsbegäran.docx
@@ -280,7 +280,7 @@
     <w:r>
       <w:tab/>
       <w:tab/>
-      <w:t>2026-08-01</w:t>
+      <w:t>2026-08-02</w:t>
       <w:br/>
       <w:br/>
     </w:r>

--- a/tillsyn/A 4187-2026 tillsynsbegäran.docx
+++ b/tillsyn/A 4187-2026 tillsynsbegäran.docx
@@ -280,7 +280,7 @@
     <w:r>
       <w:tab/>
       <w:tab/>
-      <w:t>2026-08-02</w:t>
+      <w:t>2026-08-03</w:t>
       <w:br/>
       <w:br/>
     </w:r>

--- a/tillsyn/A 4187-2026 tillsynsbegäran.docx
+++ b/tillsyn/A 4187-2026 tillsynsbegäran.docx
@@ -280,7 +280,7 @@
     <w:r>
       <w:tab/>
       <w:tab/>
-      <w:t>2026-08-03</w:t>
+      <w:t>2026-08-04</w:t>
       <w:br/>
       <w:br/>
     </w:r>

--- a/tillsyn/A 4187-2026 tillsynsbegäran.docx
+++ b/tillsyn/A 4187-2026 tillsynsbegäran.docx
@@ -280,7 +280,7 @@
     <w:r>
       <w:tab/>
       <w:tab/>
-      <w:t>2026-08-04</w:t>
+      <w:t>2026-08-05</w:t>
       <w:br/>
       <w:br/>
     </w:r>

--- a/tillsyn/A 4187-2026 tillsynsbegäran.docx
+++ b/tillsyn/A 4187-2026 tillsynsbegäran.docx
@@ -280,7 +280,7 @@
     <w:r>
       <w:tab/>
       <w:tab/>
-      <w:t>2026-08-05</w:t>
+      <w:t>2026-08-07</w:t>
       <w:br/>
       <w:br/>
     </w:r>

--- a/tillsyn/A 4187-2026 tillsynsbegäran.docx
+++ b/tillsyn/A 4187-2026 tillsynsbegäran.docx
@@ -280,7 +280,7 @@
     <w:r>
       <w:tab/>
       <w:tab/>
-      <w:t>2026-08-07</w:t>
+      <w:t>2026-08-08</w:t>
       <w:br/>
       <w:br/>
     </w:r>

--- a/tillsyn/A 4187-2026 tillsynsbegäran.docx
+++ b/tillsyn/A 4187-2026 tillsynsbegäran.docx
@@ -60,7 +60,7 @@
         <w:spacing w:after="240"/>
       </w:pPr>
       <w:r>
-        <w:t>Figur 1. Fyndplatser för naturvårdsarter i och inom 15 meter från avverkningsanmälan. Markörer utan svart kant är placerade på fyndplatsen. Markörer med svart kant är placerade vid sidan av fyndplatsen har ett svart streck som visar fyndplatsens exakta position. Kartans mittpunktskoordinat är N 6420869, E 356509 i SWEREF 99 TM.</w:t>
+        <w:t>Figur 1. Fyndplatser för naturvårdsarter i och inom 15 meter från avverkningsanmälan. Markörer utan svart kant är placerade på fyndplatsen. Markörer med svart kant är placerade vid sidan av fyndplatsen och har ett svart streck som visar fyndplatsens exakta position. Kartans mittpunktskoordinat är N 6420869, E 356509 i SWEREF 99 TM.</w:t>
       </w:r>
     </w:p>
     <w:p>
@@ -280,7 +280,7 @@
     <w:r>
       <w:tab/>
       <w:tab/>
-      <w:t>2026-08-14</w:t>
+      <w:t>2026-08-15</w:t>
       <w:br/>
       <w:br/>
     </w:r>

--- a/tillsyn/A 4187-2026 tillsynsbegäran.docx
+++ b/tillsyn/A 4187-2026 tillsynsbegäran.docx
@@ -280,7 +280,7 @@
     <w:r>
       <w:tab/>
       <w:tab/>
-      <w:t>2026-08-15</w:t>
+      <w:t>2026-08-16</w:t>
       <w:br/>
       <w:br/>
     </w:r>

--- a/tillsyn/A 4187-2026 tillsynsbegäran.docx
+++ b/tillsyn/A 4187-2026 tillsynsbegäran.docx
@@ -280,7 +280,7 @@
     <w:r>
       <w:tab/>
       <w:tab/>
-      <w:t>2026-08-16</w:t>
+      <w:t>2026-08-17</w:t>
       <w:br/>
       <w:br/>
     </w:r>

--- a/tillsyn/A 4187-2026 tillsynsbegäran.docx
+++ b/tillsyn/A 4187-2026 tillsynsbegäran.docx
@@ -280,7 +280,7 @@
     <w:r>
       <w:tab/>
       <w:tab/>
-      <w:t>2026-08-17</w:t>
+      <w:t>2026-08-18</w:t>
       <w:br/>
       <w:br/>
     </w:r>

--- a/tillsyn/A 4187-2026 tillsynsbegäran.docx
+++ b/tillsyn/A 4187-2026 tillsynsbegäran.docx
@@ -280,7 +280,7 @@
     <w:r>
       <w:tab/>
       <w:tab/>
-      <w:t>2026-08-18</w:t>
+      <w:t>2026-08-19</w:t>
       <w:br/>
       <w:br/>
     </w:r>

--- a/tillsyn/A 4187-2026 tillsynsbegäran.docx
+++ b/tillsyn/A 4187-2026 tillsynsbegäran.docx
@@ -280,7 +280,7 @@
     <w:r>
       <w:tab/>
       <w:tab/>
-      <w:t>2026-08-19</w:t>
+      <w:t>2026-08-20</w:t>
       <w:br/>
       <w:br/>
     </w:r>

--- a/tillsyn/A 4187-2026 tillsynsbegäran.docx
+++ b/tillsyn/A 4187-2026 tillsynsbegäran.docx
@@ -280,7 +280,7 @@
     <w:r>
       <w:tab/>
       <w:tab/>
-      <w:t>2026-08-20</w:t>
+      <w:t>2026-08-21</w:t>
       <w:br/>
       <w:br/>
     </w:r>

--- a/tillsyn/A 4187-2026 tillsynsbegäran.docx
+++ b/tillsyn/A 4187-2026 tillsynsbegäran.docx
@@ -280,7 +280,7 @@
     <w:r>
       <w:tab/>
       <w:tab/>
-      <w:t>2026-08-21</w:t>
+      <w:t>2026-08-22</w:t>
       <w:br/>
       <w:br/>
     </w:r>

--- a/tillsyn/A 4187-2026 tillsynsbegäran.docx
+++ b/tillsyn/A 4187-2026 tillsynsbegäran.docx
@@ -280,7 +280,7 @@
     <w:r>
       <w:tab/>
       <w:tab/>
-      <w:t>2026-08-22</w:t>
+      <w:t>2026-08-23</w:t>
       <w:br/>
       <w:br/>
     </w:r>

--- a/tillsyn/A 4187-2026 tillsynsbegäran.docx
+++ b/tillsyn/A 4187-2026 tillsynsbegäran.docx
@@ -280,7 +280,7 @@
     <w:r>
       <w:tab/>
       <w:tab/>
-      <w:t>2026-08-23</w:t>
+      <w:t>2026-08-24</w:t>
       <w:br/>
       <w:br/>
     </w:r>

--- a/tillsyn/A 4187-2026 tillsynsbegäran.docx
+++ b/tillsyn/A 4187-2026 tillsynsbegäran.docx
@@ -280,7 +280,7 @@
     <w:r>
       <w:tab/>
       <w:tab/>
-      <w:t>2026-08-24</w:t>
+      <w:t>2026-08-25</w:t>
       <w:br/>
       <w:br/>
     </w:r>

--- a/tillsyn/A 4187-2026 tillsynsbegäran.docx
+++ b/tillsyn/A 4187-2026 tillsynsbegäran.docx
@@ -280,7 +280,7 @@
     <w:r>
       <w:tab/>
       <w:tab/>
-      <w:t>2026-08-25</w:t>
+      <w:t>2026-08-26</w:t>
       <w:br/>
       <w:br/>
     </w:r>

--- a/tillsyn/A 4187-2026 tillsynsbegäran.docx
+++ b/tillsyn/A 4187-2026 tillsynsbegäran.docx
@@ -280,7 +280,7 @@
     <w:r>
       <w:tab/>
       <w:tab/>
-      <w:t>2026-08-26</w:t>
+      <w:t>2026-08-27</w:t>
       <w:br/>
       <w:br/>
     </w:r>

--- a/tillsyn/A 4187-2026 tillsynsbegäran.docx
+++ b/tillsyn/A 4187-2026 tillsynsbegäran.docx
@@ -280,7 +280,7 @@
     <w:r>
       <w:tab/>
       <w:tab/>
-      <w:t>2026-08-27</w:t>
+      <w:t>2026-08-28</w:t>
       <w:br/>
       <w:br/>
     </w:r>

--- a/tillsyn/A 4187-2026 tillsynsbegäran.docx
+++ b/tillsyn/A 4187-2026 tillsynsbegäran.docx
@@ -280,7 +280,7 @@
     <w:r>
       <w:tab/>
       <w:tab/>
-      <w:t>2026-08-28</w:t>
+      <w:t>2026-08-29</w:t>
       <w:br/>
       <w:br/>
     </w:r>

--- a/tillsyn/A 4187-2026 tillsynsbegäran.docx
+++ b/tillsyn/A 4187-2026 tillsynsbegäran.docx
@@ -280,7 +280,7 @@
     <w:r>
       <w:tab/>
       <w:tab/>
-      <w:t>2026-08-29</w:t>
+      <w:t>2026-08-31</w:t>
       <w:br/>
       <w:br/>
     </w:r>

--- a/tillsyn/A 4187-2026 tillsynsbegäran.docx
+++ b/tillsyn/A 4187-2026 tillsynsbegäran.docx
@@ -280,7 +280,7 @@
     <w:r>
       <w:tab/>
       <w:tab/>
-      <w:t>2026-08-31</w:t>
+      <w:t>2026-09-01</w:t>
       <w:br/>
       <w:br/>
     </w:r>

--- a/tillsyn/A 4187-2026 tillsynsbegäran.docx
+++ b/tillsyn/A 4187-2026 tillsynsbegäran.docx
@@ -280,7 +280,7 @@
     <w:r>
       <w:tab/>
       <w:tab/>
-      <w:t>2026-09-01</w:t>
+      <w:t>2026-09-02</w:t>
       <w:br/>
       <w:br/>
     </w:r>

--- a/tillsyn/A 4187-2026 tillsynsbegäran.docx
+++ b/tillsyn/A 4187-2026 tillsynsbegäran.docx
@@ -280,7 +280,7 @@
     <w:r>
       <w:tab/>
       <w:tab/>
-      <w:t>2026-09-02</w:t>
+      <w:t>2026-09-03</w:t>
       <w:br/>
       <w:br/>
     </w:r>

--- a/tillsyn/A 4187-2026 tillsynsbegäran.docx
+++ b/tillsyn/A 4187-2026 tillsynsbegäran.docx
@@ -280,7 +280,7 @@
     <w:r>
       <w:tab/>
       <w:tab/>
-      <w:t>2026-09-03</w:t>
+      <w:t>2026-09-04</w:t>
       <w:br/>
       <w:br/>
     </w:r>

--- a/tillsyn/A 4187-2026 tillsynsbegäran.docx
+++ b/tillsyn/A 4187-2026 tillsynsbegäran.docx
@@ -280,7 +280,7 @@
     <w:r>
       <w:tab/>
       <w:tab/>
-      <w:t>2026-09-04</w:t>
+      <w:t>2026-09-05</w:t>
       <w:br/>
       <w:br/>
     </w:r>
